--- a/products-storage/08-pto-bez-zamechaniy/02-akt-priemki-id.docx
+++ b/products-storage/08-pto-bez-zamechaniy/02-akt-priemki-id.docx
@@ -3,94 +3,46 @@
 <w:document xmlns:wpc="http://schemas.microsoft.com/office/word/2010/wordprocessingCanvas" xmlns:mo="http://schemas.microsoft.com/office/mac/office/2008/main" xmlns:mc="http://schemas.openxmlformats.org/markup-compatibility/2006" xmlns:mv="urn:schemas-microsoft-com:mac:vml" xmlns:o="urn:schemas-microsoft-com:office:office" xmlns:r="http://schemas.openxmlformats.org/officeDocument/2006/relationships" xmlns:m="http://schemas.openxmlformats.org/officeDocument/2006/math" xmlns:v="urn:schemas-microsoft-com:vml" xmlns:wp14="http://schemas.microsoft.com/office/word/2010/wordprocessingDrawing" xmlns:wp="http://schemas.openxmlformats.org/drawingml/2006/wordprocessingDrawing" xmlns:w10="urn:schemas-microsoft-com:office:word" xmlns:w="http://schemas.openxmlformats.org/wordprocessingml/2006/main" xmlns:w14="http://schemas.microsoft.com/office/word/2010/wordml" xmlns:wpg="http://schemas.microsoft.com/office/word/2010/wordprocessingGroup" xmlns:wpi="http://schemas.microsoft.com/office/word/2010/wordprocessingInk" xmlns:wne="http://schemas.microsoft.com/office/word/2006/wordml" xmlns:wps="http://schemas.microsoft.com/office/word/2010/wordprocessingShape" mc:Ignorable="w14 wp14">
   <w:body>
     <w:p>
-      <w:pPr>
-        <w:pStyle w:val="Title"/>
-        <w:jc w:val="center"/>
-      </w:pPr>
       <w:r>
-        <w:t>АКТ приемки исполнительной документации</w:t>
-      </w:r>
-    </w:p>
-    <w:p/>
-    <w:p>
-      <w:r>
-        <w:t>АКТ</w:t>
+        <w:rPr>
+          <w:rFonts w:ascii="Arial" w:hAnsi="Arial"/>
+          <w:b/>
+          <w:color w:val="AE8031"/>
+          <w:sz w:val="26"/>
+        </w:rPr>
+        <w:t>АКТ ПРИЁМА-ПЕРЕДАЧИ ИСПОЛНИТЕЛЬНОЙ ДОКУМЕНТАЦИИ № {{...}}</w:t>
       </w:r>
     </w:p>
     <w:p>
       <w:r>
-        <w:t>приемки исполнительной документации</w:t>
-      </w:r>
-    </w:p>
-    <w:p/>
-    <w:p>
-      <w:r>
-        <w:t>'___' ___________ 20___ г.</w:t>
-      </w:r>
-    </w:p>
-    <w:p/>
-    <w:p>
-      <w:r>
-        <w:t>Мы, нижеподписавшиеся, представители:</w:t>
-      </w:r>
-    </w:p>
-    <w:p/>
-    <w:p>
-      <w:r>
-        <w:t>Заказчика: ________________________________________________________________</w:t>
+        <w:rPr>
+          <w:rFonts w:ascii="Arial" w:hAnsi="Arial"/>
+        </w:rPr>
+        <w:t>{{МЕСТО}}   {{ДАТА}}   Договор № {{...}} от {{...}}   Объект {{...}}</w:t>
       </w:r>
     </w:p>
     <w:p>
       <w:r>
-        <w:t>в лице ____________________________________________________________________</w:t>
+        <w:rPr>
+          <w:rFonts w:ascii="Arial" w:hAnsi="Arial"/>
+        </w:rPr>
+        <w:t>Передал: {{ПОДРЯДЧИК, ИНН, ПРЕДСТАВИТЕЛЬ, ПОЛНОМОЧИЯ}}.</w:t>
       </w:r>
     </w:p>
     <w:p>
       <w:r>
-        <w:t>действующего на основании _________________________________________________</w:t>
-      </w:r>
-    </w:p>
-    <w:p/>
-    <w:p>
-      <w:r>
-        <w:t>Подрядчика: _______________________________________________________________</w:t>
+        <w:rPr>
+          <w:rFonts w:ascii="Arial" w:hAnsi="Arial"/>
+        </w:rPr>
+        <w:t>Принял: {{ЗАКАЗЧИК, ИНН, ПРЕДСТАВИТЕЛЬ, ПОЛНОМОЧИЯ}}.</w:t>
       </w:r>
     </w:p>
     <w:p>
       <w:r>
-        <w:t>в лице ____________________________________________________________________</w:t>
-      </w:r>
-    </w:p>
-    <w:p>
-      <w:r>
-        <w:t>действующего на основании _________________________________________________</w:t>
-      </w:r>
-    </w:p>
-    <w:p/>
-    <w:p>
-      <w:r>
-        <w:t>составили настоящий акт о нижеследующем:</w:t>
-      </w:r>
-    </w:p>
-    <w:p/>
-    <w:p>
-      <w:r>
-        <w:t>1. Подрядчик передал, а Заказчик принял исполнительную документацию по договору подряда № _____ от '___' ___________ 20___ г.</w:t>
-      </w:r>
-    </w:p>
-    <w:p/>
-    <w:p>
-      <w:r>
-        <w:t>2. Переданные документы:</w:t>
-      </w:r>
-    </w:p>
-    <w:p/>
-    <w:p>
-      <w:pPr>
-        <w:pStyle w:val="Heading1"/>
-      </w:pPr>
-      <w:r>
-        <w:t>Перечень документов</w:t>
+        <w:rPr>
+          <w:rFonts w:ascii="Arial" w:hAnsi="Arial"/>
+        </w:rPr>
+        <w:t>Комплект передан по описи № {{...}} от {{...}}, {{...}} позиций, {{...}} листов и {{...}} файлов.</w:t>
       </w:r>
     </w:p>
     <w:tbl>
@@ -100,405 +52,409 @@
         <w:tblLook w:firstColumn="1" w:firstRow="1" w:lastColumn="0" w:lastRow="0" w:noHBand="0" w:noVBand="1" w:val="04A0"/>
       </w:tblPr>
       <w:tblGrid>
-        <w:gridCol w:w="1440"/>
-        <w:gridCol w:w="1440"/>
-        <w:gridCol w:w="1440"/>
-        <w:gridCol w:w="1440"/>
-        <w:gridCol w:w="1440"/>
-        <w:gridCol w:w="1440"/>
+        <w:gridCol w:w="2409"/>
+        <w:gridCol w:w="2409"/>
+        <w:gridCol w:w="2409"/>
+        <w:gridCol w:w="2409"/>
       </w:tblGrid>
       <w:tr>
+        <w:trPr>
+          <w:cantSplit/>
+        </w:trPr>
         <w:tc>
           <w:tcPr>
-            <w:tcW w:type="dxa" w:w="1440"/>
+            <w:tcW w:type="dxa" w:w="2409"/>
           </w:tcPr>
           <w:p>
+            <w:pPr>
+              <w:spacing w:after="40"/>
+            </w:pPr>
             <w:r>
-              <w:t>№ п/п</w:t>
+              <w:rPr>
+                <w:rFonts w:ascii="Arial" w:hAnsi="Arial"/>
+                <w:sz w:val="17"/>
+              </w:rPr>
+              <w:t>№</w:t>
             </w:r>
           </w:p>
         </w:tc>
         <w:tc>
           <w:tcPr>
-            <w:tcW w:type="dxa" w:w="1440"/>
+            <w:tcW w:type="dxa" w:w="2409"/>
           </w:tcPr>
           <w:p>
+            <w:pPr>
+              <w:spacing w:after="40"/>
+            </w:pPr>
             <w:r>
-              <w:t>Наименование</w:t>
+              <w:rPr>
+                <w:rFonts w:ascii="Arial" w:hAnsi="Arial"/>
+                <w:sz w:val="17"/>
+              </w:rPr>
+              <w:t>Документ / версия</w:t>
             </w:r>
           </w:p>
         </w:tc>
         <w:tc>
           <w:tcPr>
-            <w:tcW w:type="dxa" w:w="1440"/>
+            <w:tcW w:type="dxa" w:w="2409"/>
           </w:tcPr>
           <w:p>
+            <w:pPr>
+              <w:spacing w:after="40"/>
+            </w:pPr>
             <w:r>
-              <w:t>Номер</w:t>
+              <w:rPr>
+                <w:rFonts w:ascii="Arial" w:hAnsi="Arial"/>
+                <w:sz w:val="17"/>
+              </w:rPr>
+              <w:t>Участок / период</w:t>
             </w:r>
           </w:p>
         </w:tc>
         <w:tc>
           <w:tcPr>
-            <w:tcW w:type="dxa" w:w="1440"/>
+            <w:tcW w:type="dxa" w:w="2409"/>
           </w:tcPr>
           <w:p>
+            <w:pPr>
+              <w:spacing w:after="40"/>
+            </w:pPr>
             <w:r>
-              <w:t>Дата</w:t>
-            </w:r>
-          </w:p>
-        </w:tc>
-        <w:tc>
-          <w:tcPr>
-            <w:tcW w:type="dxa" w:w="1440"/>
-          </w:tcPr>
-          <w:p>
-            <w:r>
-              <w:t>Кол-во экз.</w:t>
-            </w:r>
-          </w:p>
-        </w:tc>
-        <w:tc>
-          <w:tcPr>
-            <w:tcW w:type="dxa" w:w="1440"/>
-          </w:tcPr>
-          <w:p>
-            <w:r>
-              <w:t>Кол-во листов</w:t>
+              <w:rPr>
+                <w:rFonts w:ascii="Arial" w:hAnsi="Arial"/>
+                <w:sz w:val="17"/>
+              </w:rPr>
+              <w:t>Листы / файлы</w:t>
             </w:r>
           </w:p>
         </w:tc>
       </w:tr>
       <w:tr>
+        <w:trPr>
+          <w:cantSplit/>
+        </w:trPr>
         <w:tc>
           <w:tcPr>
-            <w:tcW w:type="dxa" w:w="1440"/>
+            <w:tcW w:type="dxa" w:w="2409"/>
           </w:tcPr>
           <w:p>
+            <w:pPr>
+              <w:spacing w:after="40"/>
+            </w:pPr>
             <w:r>
+              <w:rPr>
+                <w:rFonts w:ascii="Arial" w:hAnsi="Arial"/>
+                <w:sz w:val="17"/>
+              </w:rPr>
               <w:t>1</w:t>
             </w:r>
           </w:p>
         </w:tc>
         <w:tc>
           <w:tcPr>
-            <w:tcW w:type="dxa" w:w="1440"/>
+            <w:tcW w:type="dxa" w:w="2409"/>
           </w:tcPr>
           <w:p>
+            <w:pPr>
+              <w:spacing w:after="40"/>
+            </w:pPr>
             <w:r>
-              <w:t>Форма КС-2</w:t>
+              <w:rPr>
+                <w:rFonts w:ascii="Arial" w:hAnsi="Arial"/>
+                <w:sz w:val="17"/>
+              </w:rPr>
+              <w:t>{{...}}</w:t>
             </w:r>
           </w:p>
         </w:tc>
         <w:tc>
           <w:tcPr>
-            <w:tcW w:type="dxa" w:w="1440"/>
+            <w:tcW w:type="dxa" w:w="2409"/>
           </w:tcPr>
           <w:p>
-            <w:r/>
+            <w:pPr>
+              <w:spacing w:after="40"/>
+            </w:pPr>
+            <w:r>
+              <w:rPr>
+                <w:rFonts w:ascii="Arial" w:hAnsi="Arial"/>
+                <w:sz w:val="17"/>
+              </w:rPr>
+              <w:t>{{...}}</w:t>
+            </w:r>
           </w:p>
         </w:tc>
         <w:tc>
           <w:tcPr>
-            <w:tcW w:type="dxa" w:w="1440"/>
+            <w:tcW w:type="dxa" w:w="2409"/>
           </w:tcPr>
           <w:p>
-            <w:r/>
+            <w:pPr>
+              <w:spacing w:after="40"/>
+            </w:pPr>
+            <w:r>
+              <w:rPr>
+                <w:rFonts w:ascii="Arial" w:hAnsi="Arial"/>
+                <w:sz w:val="17"/>
+              </w:rPr>
+              <w:t>{{...}}</w:t>
+            </w:r>
           </w:p>
         </w:tc>
+      </w:tr>
+      <w:tr>
+        <w:trPr>
+          <w:cantSplit/>
+        </w:trPr>
         <w:tc>
           <w:tcPr>
-            <w:tcW w:type="dxa" w:w="1440"/>
+            <w:tcW w:type="dxa" w:w="2409"/>
           </w:tcPr>
           <w:p>
+            <w:pPr>
+              <w:spacing w:after="40"/>
+            </w:pPr>
             <w:r>
+              <w:rPr>
+                <w:rFonts w:ascii="Arial" w:hAnsi="Arial"/>
+                <w:sz w:val="17"/>
+              </w:rPr>
               <w:t>2</w:t>
             </w:r>
           </w:p>
         </w:tc>
         <w:tc>
           <w:tcPr>
-            <w:tcW w:type="dxa" w:w="1440"/>
+            <w:tcW w:type="dxa" w:w="2409"/>
           </w:tcPr>
           <w:p>
-            <w:r/>
-          </w:p>
-        </w:tc>
-      </w:tr>
-      <w:tr>
-        <w:tc>
-          <w:tcPr>
-            <w:tcW w:type="dxa" w:w="1440"/>
-          </w:tcPr>
-          <w:p>
+            <w:pPr>
+              <w:spacing w:after="40"/>
+            </w:pPr>
             <w:r>
-              <w:t>2</w:t>
+              <w:rPr>
+                <w:rFonts w:ascii="Arial" w:hAnsi="Arial"/>
+                <w:sz w:val="17"/>
+              </w:rPr>
+              <w:t>{{...}}</w:t>
             </w:r>
           </w:p>
         </w:tc>
         <w:tc>
           <w:tcPr>
-            <w:tcW w:type="dxa" w:w="1440"/>
+            <w:tcW w:type="dxa" w:w="2409"/>
           </w:tcPr>
           <w:p>
+            <w:pPr>
+              <w:spacing w:after="40"/>
+            </w:pPr>
             <w:r>
-              <w:t>Форма КС-3</w:t>
+              <w:rPr>
+                <w:rFonts w:ascii="Arial" w:hAnsi="Arial"/>
+                <w:sz w:val="17"/>
+              </w:rPr>
+              <w:t>{{...}}</w:t>
             </w:r>
           </w:p>
         </w:tc>
         <w:tc>
           <w:tcPr>
-            <w:tcW w:type="dxa" w:w="1440"/>
+            <w:tcW w:type="dxa" w:w="2409"/>
           </w:tcPr>
           <w:p>
-            <w:r/>
-          </w:p>
-        </w:tc>
-        <w:tc>
-          <w:tcPr>
-            <w:tcW w:type="dxa" w:w="1440"/>
-          </w:tcPr>
-          <w:p>
-            <w:r/>
-          </w:p>
-        </w:tc>
-        <w:tc>
-          <w:tcPr>
-            <w:tcW w:type="dxa" w:w="1440"/>
-          </w:tcPr>
-          <w:p>
+            <w:pPr>
+              <w:spacing w:after="40"/>
+            </w:pPr>
             <w:r>
-              <w:t>2</w:t>
+              <w:rPr>
+                <w:rFonts w:ascii="Arial" w:hAnsi="Arial"/>
+                <w:sz w:val="17"/>
+              </w:rPr>
+              <w:t>{{...}}</w:t>
             </w:r>
-          </w:p>
-        </w:tc>
-        <w:tc>
-          <w:tcPr>
-            <w:tcW w:type="dxa" w:w="1440"/>
-          </w:tcPr>
-          <w:p>
-            <w:r/>
           </w:p>
         </w:tc>
       </w:tr>
       <w:tr>
+        <w:trPr>
+          <w:cantSplit/>
+        </w:trPr>
         <w:tc>
           <w:tcPr>
-            <w:tcW w:type="dxa" w:w="1440"/>
+            <w:tcW w:type="dxa" w:w="2409"/>
           </w:tcPr>
           <w:p>
+            <w:pPr>
+              <w:spacing w:after="40"/>
+            </w:pPr>
             <w:r>
+              <w:rPr>
+                <w:rFonts w:ascii="Arial" w:hAnsi="Arial"/>
+                <w:sz w:val="17"/>
+              </w:rPr>
               <w:t>3</w:t>
             </w:r>
           </w:p>
         </w:tc>
         <w:tc>
           <w:tcPr>
-            <w:tcW w:type="dxa" w:w="1440"/>
+            <w:tcW w:type="dxa" w:w="2409"/>
           </w:tcPr>
           <w:p>
+            <w:pPr>
+              <w:spacing w:after="40"/>
+            </w:pPr>
             <w:r>
-              <w:t>Акты скрытых работ</w:t>
+              <w:rPr>
+                <w:rFonts w:ascii="Arial" w:hAnsi="Arial"/>
+                <w:sz w:val="17"/>
+              </w:rPr>
+              <w:t>{{...}}</w:t>
             </w:r>
           </w:p>
         </w:tc>
         <w:tc>
           <w:tcPr>
-            <w:tcW w:type="dxa" w:w="1440"/>
+            <w:tcW w:type="dxa" w:w="2409"/>
           </w:tcPr>
           <w:p>
-            <w:r/>
-          </w:p>
-        </w:tc>
-        <w:tc>
-          <w:tcPr>
-            <w:tcW w:type="dxa" w:w="1440"/>
-          </w:tcPr>
-          <w:p>
-            <w:r/>
-          </w:p>
-        </w:tc>
-        <w:tc>
-          <w:tcPr>
-            <w:tcW w:type="dxa" w:w="1440"/>
-          </w:tcPr>
-          <w:p>
+            <w:pPr>
+              <w:spacing w:after="40"/>
+            </w:pPr>
             <w:r>
-              <w:t>1</w:t>
+              <w:rPr>
+                <w:rFonts w:ascii="Arial" w:hAnsi="Arial"/>
+                <w:sz w:val="17"/>
+              </w:rPr>
+              <w:t>{{...}}</w:t>
             </w:r>
           </w:p>
         </w:tc>
         <w:tc>
           <w:tcPr>
-            <w:tcW w:type="dxa" w:w="1440"/>
+            <w:tcW w:type="dxa" w:w="2409"/>
           </w:tcPr>
           <w:p>
-            <w:r/>
+            <w:pPr>
+              <w:spacing w:after="40"/>
+            </w:pPr>
+            <w:r>
+              <w:rPr>
+                <w:rFonts w:ascii="Arial" w:hAnsi="Arial"/>
+                <w:sz w:val="17"/>
+              </w:rPr>
+              <w:t>{{...}}</w:t>
+            </w:r>
           </w:p>
         </w:tc>
       </w:tr>
+    </w:tbl>
+    <w:p>
+      <w:r>
+        <w:rPr>
+          <w:rFonts w:ascii="Arial" w:hAnsi="Arial"/>
+        </w:rPr>
+        <w:t>Способ передачи {{ЛИЧНО / ЭДО / ИНОЙ КАНАЛ}}; идентификатор отправки и получения {{...}}.</w:t>
+      </w:r>
+    </w:p>
+    <w:p>
+      <w:r>
+        <w:rPr>
+          <w:rFonts w:ascii="Arial" w:hAnsi="Arial"/>
+        </w:rPr>
+        <w:t>Замечания к составу при получении: {{ПЕРЕЧЕНЬ / ОТСУТСТВУЮТ}}. Рассмотрение содержания и сроки ответа определяются договором. Приложение: опись № {{...}} на {{...}} л.</w:t>
+      </w:r>
+    </w:p>
+    <w:p>
+      <w:pPr>
+        <w:spacing w:after="60"/>
+      </w:pPr>
+    </w:p>
+    <w:tbl>
+      <w:tblPr>
+        <w:tblStyle w:val="TableGrid"/>
+        <w:tblW w:type="auto" w:w="0"/>
+        <w:tblLook w:firstColumn="1" w:firstRow="1" w:lastColumn="0" w:lastRow="0" w:noHBand="0" w:noVBand="1" w:val="04A0"/>
+      </w:tblPr>
+      <w:tblGrid>
+        <w:gridCol w:w="4819"/>
+        <w:gridCol w:w="4819"/>
+      </w:tblGrid>
       <w:tr>
+        <w:trPr>
+          <w:cantSplit/>
+        </w:trPr>
         <w:tc>
           <w:tcPr>
-            <w:tcW w:type="dxa" w:w="1440"/>
+            <w:tcW w:type="dxa" w:w="4819"/>
           </w:tcPr>
           <w:p>
+            <w:pPr>
+              <w:spacing w:after="60"/>
+            </w:pPr>
             <w:r>
-              <w:t>4</w:t>
+              <w:rPr>
+                <w:rFonts w:ascii="Arial" w:hAnsi="Arial"/>
+                <w:sz w:val="19"/>
+              </w:rPr>
+              <w:t>Передал</w:t>
+              <w:br/>
+              <w:t>Должность {{...}}    ФИО {{ФИО}}</w:t>
+              <w:br/>
+              <w:t>Подпись ____________    Дата ____________</w:t>
             </w:r>
           </w:p>
         </w:tc>
         <w:tc>
           <w:tcPr>
-            <w:tcW w:type="dxa" w:w="1440"/>
+            <w:tcW w:type="dxa" w:w="4819"/>
           </w:tcPr>
           <w:p>
+            <w:pPr>
+              <w:spacing w:after="60"/>
+            </w:pPr>
             <w:r>
-              <w:t>Исполнительные схемы</w:t>
+              <w:rPr>
+                <w:rFonts w:ascii="Arial" w:hAnsi="Arial"/>
+                <w:sz w:val="19"/>
+              </w:rPr>
+              <w:t>Принял</w:t>
+              <w:br/>
+              <w:t>Должность {{...}}    ФИО {{ФИО}}</w:t>
+              <w:br/>
+              <w:t>Подпись ____________    Дата ____________</w:t>
             </w:r>
-          </w:p>
-        </w:tc>
-        <w:tc>
-          <w:tcPr>
-            <w:tcW w:type="dxa" w:w="1440"/>
-          </w:tcPr>
-          <w:p>
-            <w:r/>
-          </w:p>
-        </w:tc>
-        <w:tc>
-          <w:tcPr>
-            <w:tcW w:type="dxa" w:w="1440"/>
-          </w:tcPr>
-          <w:p>
-            <w:r/>
-          </w:p>
-        </w:tc>
-        <w:tc>
-          <w:tcPr>
-            <w:tcW w:type="dxa" w:w="1440"/>
-          </w:tcPr>
-          <w:p>
-            <w:r>
-              <w:t>1</w:t>
-            </w:r>
-          </w:p>
-        </w:tc>
-        <w:tc>
-          <w:tcPr>
-            <w:tcW w:type="dxa" w:w="1440"/>
-          </w:tcPr>
-          <w:p>
-            <w:r/>
-          </w:p>
-        </w:tc>
-      </w:tr>
-      <w:tr>
-        <w:tc>
-          <w:tcPr>
-            <w:tcW w:type="dxa" w:w="1440"/>
-          </w:tcPr>
-          <w:p>
-            <w:r>
-              <w:t>5</w:t>
-            </w:r>
-          </w:p>
-        </w:tc>
-        <w:tc>
-          <w:tcPr>
-            <w:tcW w:type="dxa" w:w="1440"/>
-          </w:tcPr>
-          <w:p>
-            <w:r>
-              <w:t>Сертификаты</w:t>
-            </w:r>
-          </w:p>
-        </w:tc>
-        <w:tc>
-          <w:tcPr>
-            <w:tcW w:type="dxa" w:w="1440"/>
-          </w:tcPr>
-          <w:p>
-            <w:r/>
-          </w:p>
-        </w:tc>
-        <w:tc>
-          <w:tcPr>
-            <w:tcW w:type="dxa" w:w="1440"/>
-          </w:tcPr>
-          <w:p>
-            <w:r/>
-          </w:p>
-        </w:tc>
-        <w:tc>
-          <w:tcPr>
-            <w:tcW w:type="dxa" w:w="1440"/>
-          </w:tcPr>
-          <w:p>
-            <w:r>
-              <w:t>1</w:t>
-            </w:r>
-          </w:p>
-        </w:tc>
-        <w:tc>
-          <w:tcPr>
-            <w:tcW w:type="dxa" w:w="1440"/>
-          </w:tcPr>
-          <w:p>
-            <w:r/>
           </w:p>
         </w:tc>
       </w:tr>
     </w:tbl>
-    <w:p/>
-    <w:p/>
-    <w:p>
-      <w:r>
-        <w:t>3. Замечания Заказчика: ______________________________________________________</w:t>
-      </w:r>
-    </w:p>
-    <w:p>
-      <w:r>
-        <w:t xml:space="preserve">   (если замечаний нет - указать 'Замечаний нет')</w:t>
-      </w:r>
-    </w:p>
-    <w:p/>
-    <w:p>
-      <w:r>
-        <w:t>4. Срок устранения замечаний: _________________________________________________</w:t>
-      </w:r>
-    </w:p>
-    <w:p/>
-    <w:p>
-      <w:r>
-        <w:t>5. Дата следующей передачи (при наличии замечаний): ____________________________</w:t>
-      </w:r>
-    </w:p>
-    <w:p/>
-    <w:p>
-      <w:r>
-        <w:t>Подписи сторон:</w:t>
-      </w:r>
-    </w:p>
-    <w:p/>
-    <w:p>
-      <w:r>
-        <w:t>От Заказчика: _________________ / _________________________ /    М.П.</w:t>
-      </w:r>
-    </w:p>
-    <w:p>
-      <w:r>
-        <w:t>От Подрядчика: _________________ / _________________________ /    М.П.</w:t>
-      </w:r>
-    </w:p>
     <w:sectPr>
-      <w:pgSz w:w="12240" w:h="15840"/>
-      <w:pgMar w:top="1440" w:right="1800" w:bottom="1440" w:left="1800" w:header="720" w:footer="720" w:gutter="0"/>
+      <w:footerReference w:type="default" r:id="rId9"/>
+      <w:pgSz w:w="11906" w:h="16838"/>
+      <w:pgMar w:top="1020" w:right="1134" w:bottom="964" w:left="1134" w:header="720" w:footer="720" w:gutter="0"/>
       <w:cols w:space="720"/>
       <w:docGrid w:linePitch="360"/>
     </w:sectPr>
   </w:body>
 </w:document>
+</file>
+
+<file path=word/footer1.xml><?xml version="1.0" encoding="utf-8"?>
+<w:ftr xmlns:m="http://schemas.openxmlformats.org/officeDocument/2006/math" xmlns:mc="http://schemas.openxmlformats.org/markup-compatibility/2006" xmlns:mo="http://schemas.microsoft.com/office/mac/office/2008/main" xmlns:mv="urn:schemas-microsoft-com:mac:vml" xmlns:o="urn:schemas-microsoft-com:office:office" xmlns:r="http://schemas.openxmlformats.org/officeDocument/2006/relationships" xmlns:v="urn:schemas-microsoft-com:vml" xmlns:w10="urn:schemas-microsoft-com:office:word" xmlns:w14="http://schemas.microsoft.com/office/word/2010/wordml" xmlns:w="http://schemas.openxmlformats.org/wordprocessingml/2006/main" xmlns:wne="http://schemas.microsoft.com/office/word/2006/wordml" xmlns:wp14="http://schemas.microsoft.com/office/word/2010/wordprocessingDrawing" xmlns:wp="http://schemas.openxmlformats.org/drawingml/2006/wordprocessingDrawing" xmlns:wpc="http://schemas.microsoft.com/office/word/2010/wordprocessingCanvas" xmlns:wpg="http://schemas.microsoft.com/office/word/2010/wordprocessingGroup" xmlns:wpi="http://schemas.microsoft.com/office/word/2010/wordprocessingInk" xmlns:wps="http://schemas.microsoft.com/office/word/2010/wordprocessingShape" mc:Ignorable="w14 wp14">
+  <w:p>
+    <w:pPr>
+      <w:pStyle w:val="Footer"/>
+    </w:pPr>
+    <w:r>
+      <w:rPr>
+        <w:color w:val="AE8031"/>
+        <w:sz w:val="16"/>
+      </w:rPr>
+      <w:t>НА СТОРОНЕ ПОДРЯДЧИКА  /  P4</w:t>
+    </w:r>
+  </w:p>
+</w:ftr>
 </file>
 
 <file path=word/numbering.xml><?xml version="1.0" encoding="utf-8"?>
@@ -864,6 +820,14 @@
     <w:name w:val="Normal"/>
     <w:qFormat/>
     <w:rsid w:val="00FC693F"/>
+    <w:pPr>
+      <w:spacing w:after="120" w:line="269" w:lineRule="auto"/>
+    </w:pPr>
+    <w:rPr>
+      <w:rFonts w:ascii="Arial" w:hAnsi="Arial"/>
+      <w:color w:val="2B3239"/>
+      <w:sz w:val="20"/>
+    </w:rPr>
   </w:style>
   <w:style w:type="paragraph" w:styleId="Header">
     <w:name w:val="header"/>
